--- a/Etapa Elaboración - Iteración 1/Plan de Gestion de Riesgos - Kairos - NexTech.docx
+++ b/Etapa Elaboración - Iteración 1/Plan de Gestion de Riesgos - Kairos - NexTech.docx
@@ -1503,7 +1503,7 @@
     </w:p>
     <w:sdt>
       <w:sdtPr>
-        <w:id w:val="-671770373"/>
+        <w:id w:val="1409954503"/>
         <w:docPartObj>
           <w:docPartGallery w:val="Table of Contents"/>
           <w:docPartUnique w:val="1"/>
@@ -5354,12 +5354,12 @@
           <wp:extent cx="669290" cy="669290"/>
           <wp:effectExtent b="0" l="0" r="0" t="0"/>
           <wp:wrapSquare wrapText="bothSides" distB="0" distT="0" distL="114300" distR="114300"/>
-          <wp:docPr descr="psi-negro.png" id="13" name="image4.png"/>
+          <wp:docPr descr="psi-negro.png" id="13" name="image3.png"/>
           <a:graphic>
             <a:graphicData uri="http://schemas.openxmlformats.org/drawingml/2006/picture">
               <pic:pic>
                 <pic:nvPicPr>
-                  <pic:cNvPr descr="psi-negro.png" id="0" name="image4.png"/>
+                  <pic:cNvPr descr="psi-negro.png" id="0" name="image3.png"/>
                   <pic:cNvPicPr preferRelativeResize="0"/>
                 </pic:nvPicPr>
                 <pic:blipFill>
@@ -5399,12 +5399,12 @@
           <wp:extent cx="425450" cy="666750"/>
           <wp:effectExtent b="0" l="0" r="0" t="0"/>
           <wp:wrapSquare wrapText="bothSides" distB="0" distT="0" distL="114300" distR="114300"/>
-          <wp:docPr descr="UNPA.JPG" id="16" name="image3.jpg"/>
+          <wp:docPr descr="UNPA.JPG" id="16" name="image4.jpg"/>
           <a:graphic>
             <a:graphicData uri="http://schemas.openxmlformats.org/drawingml/2006/picture">
               <pic:pic>
                 <pic:nvPicPr>
-                  <pic:cNvPr descr="UNPA.JPG" id="0" name="image3.jpg"/>
+                  <pic:cNvPr descr="UNPA.JPG" id="0" name="image4.jpg"/>
                   <pic:cNvPicPr preferRelativeResize="0"/>
                 </pic:nvPicPr>
                 <pic:blipFill>

--- a/Etapa Elaboración - Iteración 1/Plan de Gestion de Riesgos - Kairos - NexTech.docx
+++ b/Etapa Elaboración - Iteración 1/Plan de Gestion de Riesgos - Kairos - NexTech.docx
@@ -995,12 +995,12 @@
             <wp:extent cx="1200150" cy="1200150"/>
             <wp:effectExtent b="0" l="0" r="0" t="0"/>
             <wp:wrapSquare wrapText="bothSides" distB="0" distT="0" distL="114300" distR="114300"/>
-            <wp:docPr descr="psi-negro.png" id="15" name="image2.png"/>
+            <wp:docPr descr="psi-negro.png" id="15" name="image1.png"/>
             <a:graphic>
               <a:graphicData uri="http://schemas.openxmlformats.org/drawingml/2006/picture">
                 <pic:pic>
                   <pic:nvPicPr>
-                    <pic:cNvPr descr="psi-negro.png" id="0" name="image2.png"/>
+                    <pic:cNvPr descr="psi-negro.png" id="0" name="image1.png"/>
                     <pic:cNvPicPr preferRelativeResize="0"/>
                   </pic:nvPicPr>
                   <pic:blipFill>
@@ -1050,12 +1050,12 @@
             <wp:extent cx="1304925" cy="2019300"/>
             <wp:effectExtent b="0" l="0" r="0" t="0"/>
             <wp:wrapSquare wrapText="bothSides" distB="0" distT="0" distL="114300" distR="114300"/>
-            <wp:docPr descr="UNPA.JPG" id="17" name="image1.jpg"/>
+            <wp:docPr descr="UNPA.JPG" id="17" name="image3.jpg"/>
             <a:graphic>
               <a:graphicData uri="http://schemas.openxmlformats.org/drawingml/2006/picture">
                 <pic:pic>
                   <pic:nvPicPr>
-                    <pic:cNvPr descr="UNPA.JPG" id="0" name="image1.jpg"/>
+                    <pic:cNvPr descr="UNPA.JPG" id="0" name="image3.jpg"/>
                     <pic:cNvPicPr preferRelativeResize="0"/>
                   </pic:nvPicPr>
                   <pic:blipFill>
@@ -1400,12 +1400,12 @@
             <wp:extent cx="1200150" cy="1200150"/>
             <wp:effectExtent b="0" l="0" r="0" t="0"/>
             <wp:wrapSquare wrapText="bothSides" distB="0" distT="0" distL="114300" distR="114300"/>
-            <wp:docPr descr="psi-negro.png" id="14" name="image2.png"/>
+            <wp:docPr descr="psi-negro.png" id="14" name="image1.png"/>
             <a:graphic>
               <a:graphicData uri="http://schemas.openxmlformats.org/drawingml/2006/picture">
                 <pic:pic>
                   <pic:nvPicPr>
-                    <pic:cNvPr descr="psi-negro.png" id="0" name="image2.png"/>
+                    <pic:cNvPr descr="psi-negro.png" id="0" name="image1.png"/>
                     <pic:cNvPicPr preferRelativeResize="0"/>
                   </pic:nvPicPr>
                   <pic:blipFill>
@@ -1503,7 +1503,7 @@
     </w:p>
     <w:sdt>
       <w:sdtPr>
-        <w:id w:val="1409954503"/>
+        <w:id w:val="496030765"/>
         <w:docPartObj>
           <w:docPartGallery w:val="Table of Contents"/>
           <w:docPartUnique w:val="1"/>
@@ -5354,12 +5354,12 @@
           <wp:extent cx="669290" cy="669290"/>
           <wp:effectExtent b="0" l="0" r="0" t="0"/>
           <wp:wrapSquare wrapText="bothSides" distB="0" distT="0" distL="114300" distR="114300"/>
-          <wp:docPr descr="psi-negro.png" id="13" name="image3.png"/>
+          <wp:docPr descr="psi-negro.png" id="13" name="image4.png"/>
           <a:graphic>
             <a:graphicData uri="http://schemas.openxmlformats.org/drawingml/2006/picture">
               <pic:pic>
                 <pic:nvPicPr>
-                  <pic:cNvPr descr="psi-negro.png" id="0" name="image3.png"/>
+                  <pic:cNvPr descr="psi-negro.png" id="0" name="image4.png"/>
                   <pic:cNvPicPr preferRelativeResize="0"/>
                 </pic:nvPicPr>
                 <pic:blipFill>
@@ -5399,12 +5399,12 @@
           <wp:extent cx="425450" cy="666750"/>
           <wp:effectExtent b="0" l="0" r="0" t="0"/>
           <wp:wrapSquare wrapText="bothSides" distB="0" distT="0" distL="114300" distR="114300"/>
-          <wp:docPr descr="UNPA.JPG" id="16" name="image4.jpg"/>
+          <wp:docPr descr="UNPA.JPG" id="16" name="image2.jpg"/>
           <a:graphic>
             <a:graphicData uri="http://schemas.openxmlformats.org/drawingml/2006/picture">
               <pic:pic>
                 <pic:nvPicPr>
-                  <pic:cNvPr descr="UNPA.JPG" id="0" name="image4.jpg"/>
+                  <pic:cNvPr descr="UNPA.JPG" id="0" name="image2.jpg"/>
                   <pic:cNvPicPr preferRelativeResize="0"/>
                 </pic:nvPicPr>
                 <pic:blipFill>

--- a/Etapa Elaboración - Iteración 1/Plan de Gestion de Riesgos - Kairos - NexTech.docx
+++ b/Etapa Elaboración - Iteración 1/Plan de Gestion de Riesgos - Kairos - NexTech.docx
@@ -1050,12 +1050,12 @@
             <wp:extent cx="1304925" cy="2019300"/>
             <wp:effectExtent b="0" l="0" r="0" t="0"/>
             <wp:wrapSquare wrapText="bothSides" distB="0" distT="0" distL="114300" distR="114300"/>
-            <wp:docPr descr="UNPA.JPG" id="17" name="image3.jpg"/>
+            <wp:docPr descr="UNPA.JPG" id="17" name="image2.jpg"/>
             <a:graphic>
               <a:graphicData uri="http://schemas.openxmlformats.org/drawingml/2006/picture">
                 <pic:pic>
                   <pic:nvPicPr>
-                    <pic:cNvPr descr="UNPA.JPG" id="0" name="image3.jpg"/>
+                    <pic:cNvPr descr="UNPA.JPG" id="0" name="image2.jpg"/>
                     <pic:cNvPicPr preferRelativeResize="0"/>
                   </pic:nvPicPr>
                   <pic:blipFill>
@@ -1503,7 +1503,7 @@
     </w:p>
     <w:sdt>
       <w:sdtPr>
-        <w:id w:val="496030765"/>
+        <w:id w:val="-1408912898"/>
         <w:docPartObj>
           <w:docPartGallery w:val="Table of Contents"/>
           <w:docPartUnique w:val="1"/>
@@ -5354,12 +5354,12 @@
           <wp:extent cx="669290" cy="669290"/>
           <wp:effectExtent b="0" l="0" r="0" t="0"/>
           <wp:wrapSquare wrapText="bothSides" distB="0" distT="0" distL="114300" distR="114300"/>
-          <wp:docPr descr="psi-negro.png" id="13" name="image4.png"/>
+          <wp:docPr descr="psi-negro.png" id="13" name="image3.png"/>
           <a:graphic>
             <a:graphicData uri="http://schemas.openxmlformats.org/drawingml/2006/picture">
               <pic:pic>
                 <pic:nvPicPr>
-                  <pic:cNvPr descr="psi-negro.png" id="0" name="image4.png"/>
+                  <pic:cNvPr descr="psi-negro.png" id="0" name="image3.png"/>
                   <pic:cNvPicPr preferRelativeResize="0"/>
                 </pic:nvPicPr>
                 <pic:blipFill>
@@ -5399,12 +5399,12 @@
           <wp:extent cx="425450" cy="666750"/>
           <wp:effectExtent b="0" l="0" r="0" t="0"/>
           <wp:wrapSquare wrapText="bothSides" distB="0" distT="0" distL="114300" distR="114300"/>
-          <wp:docPr descr="UNPA.JPG" id="16" name="image2.jpg"/>
+          <wp:docPr descr="UNPA.JPG" id="16" name="image4.jpg"/>
           <a:graphic>
             <a:graphicData uri="http://schemas.openxmlformats.org/drawingml/2006/picture">
               <pic:pic>
                 <pic:nvPicPr>
-                  <pic:cNvPr descr="UNPA.JPG" id="0" name="image2.jpg"/>
+                  <pic:cNvPr descr="UNPA.JPG" id="0" name="image4.jpg"/>
                   <pic:cNvPicPr preferRelativeResize="0"/>
                 </pic:nvPicPr>
                 <pic:blipFill>

--- a/Etapa Elaboración - Iteración 1/Plan de Gestion de Riesgos - Kairos - NexTech.docx
+++ b/Etapa Elaboración - Iteración 1/Plan de Gestion de Riesgos - Kairos - NexTech.docx
@@ -995,12 +995,12 @@
             <wp:extent cx="1200150" cy="1200150"/>
             <wp:effectExtent b="0" l="0" r="0" t="0"/>
             <wp:wrapSquare wrapText="bothSides" distB="0" distT="0" distL="114300" distR="114300"/>
-            <wp:docPr descr="psi-negro.png" id="15" name="image1.png"/>
+            <wp:docPr descr="psi-negro.png" id="15" name="image4.png"/>
             <a:graphic>
               <a:graphicData uri="http://schemas.openxmlformats.org/drawingml/2006/picture">
                 <pic:pic>
                   <pic:nvPicPr>
-                    <pic:cNvPr descr="psi-negro.png" id="0" name="image1.png"/>
+                    <pic:cNvPr descr="psi-negro.png" id="0" name="image4.png"/>
                     <pic:cNvPicPr preferRelativeResize="0"/>
                   </pic:nvPicPr>
                   <pic:blipFill>
@@ -1050,12 +1050,12 @@
             <wp:extent cx="1304925" cy="2019300"/>
             <wp:effectExtent b="0" l="0" r="0" t="0"/>
             <wp:wrapSquare wrapText="bothSides" distB="0" distT="0" distL="114300" distR="114300"/>
-            <wp:docPr descr="UNPA.JPG" id="17" name="image2.jpg"/>
+            <wp:docPr descr="UNPA.JPG" id="17" name="image1.jpg"/>
             <a:graphic>
               <a:graphicData uri="http://schemas.openxmlformats.org/drawingml/2006/picture">
                 <pic:pic>
                   <pic:nvPicPr>
-                    <pic:cNvPr descr="UNPA.JPG" id="0" name="image2.jpg"/>
+                    <pic:cNvPr descr="UNPA.JPG" id="0" name="image1.jpg"/>
                     <pic:cNvPicPr preferRelativeResize="0"/>
                   </pic:nvPicPr>
                   <pic:blipFill>
@@ -1400,12 +1400,12 @@
             <wp:extent cx="1200150" cy="1200150"/>
             <wp:effectExtent b="0" l="0" r="0" t="0"/>
             <wp:wrapSquare wrapText="bothSides" distB="0" distT="0" distL="114300" distR="114300"/>
-            <wp:docPr descr="psi-negro.png" id="14" name="image1.png"/>
+            <wp:docPr descr="psi-negro.png" id="14" name="image4.png"/>
             <a:graphic>
               <a:graphicData uri="http://schemas.openxmlformats.org/drawingml/2006/picture">
                 <pic:pic>
                   <pic:nvPicPr>
-                    <pic:cNvPr descr="psi-negro.png" id="0" name="image1.png"/>
+                    <pic:cNvPr descr="psi-negro.png" id="0" name="image4.png"/>
                     <pic:cNvPicPr preferRelativeResize="0"/>
                   </pic:nvPicPr>
                   <pic:blipFill>
@@ -1503,7 +1503,7 @@
     </w:p>
     <w:sdt>
       <w:sdtPr>
-        <w:id w:val="-1408912898"/>
+        <w:id w:val="-948458644"/>
         <w:docPartObj>
           <w:docPartGallery w:val="Table of Contents"/>
           <w:docPartUnique w:val="1"/>
@@ -5399,12 +5399,12 @@
           <wp:extent cx="425450" cy="666750"/>
           <wp:effectExtent b="0" l="0" r="0" t="0"/>
           <wp:wrapSquare wrapText="bothSides" distB="0" distT="0" distL="114300" distR="114300"/>
-          <wp:docPr descr="UNPA.JPG" id="16" name="image4.jpg"/>
+          <wp:docPr descr="UNPA.JPG" id="16" name="image2.jpg"/>
           <a:graphic>
             <a:graphicData uri="http://schemas.openxmlformats.org/drawingml/2006/picture">
               <pic:pic>
                 <pic:nvPicPr>
-                  <pic:cNvPr descr="UNPA.JPG" id="0" name="image4.jpg"/>
+                  <pic:cNvPr descr="UNPA.JPG" id="0" name="image2.jpg"/>
                   <pic:cNvPicPr preferRelativeResize="0"/>
                 </pic:nvPicPr>
                 <pic:blipFill>

--- a/Etapa Elaboración - Iteración 1/Plan de Gestion de Riesgos - Kairos - NexTech.docx
+++ b/Etapa Elaboración - Iteración 1/Plan de Gestion de Riesgos - Kairos - NexTech.docx
@@ -995,12 +995,12 @@
             <wp:extent cx="1200150" cy="1200150"/>
             <wp:effectExtent b="0" l="0" r="0" t="0"/>
             <wp:wrapSquare wrapText="bothSides" distB="0" distT="0" distL="114300" distR="114300"/>
-            <wp:docPr descr="psi-negro.png" id="15" name="image4.png"/>
+            <wp:docPr descr="psi-negro.png" id="15" name="image2.png"/>
             <a:graphic>
               <a:graphicData uri="http://schemas.openxmlformats.org/drawingml/2006/picture">
                 <pic:pic>
                   <pic:nvPicPr>
-                    <pic:cNvPr descr="psi-negro.png" id="0" name="image4.png"/>
+                    <pic:cNvPr descr="psi-negro.png" id="0" name="image2.png"/>
                     <pic:cNvPicPr preferRelativeResize="0"/>
                   </pic:nvPicPr>
                   <pic:blipFill>
@@ -1050,12 +1050,12 @@
             <wp:extent cx="1304925" cy="2019300"/>
             <wp:effectExtent b="0" l="0" r="0" t="0"/>
             <wp:wrapSquare wrapText="bothSides" distB="0" distT="0" distL="114300" distR="114300"/>
-            <wp:docPr descr="UNPA.JPG" id="17" name="image1.jpg"/>
+            <wp:docPr descr="UNPA.JPG" id="17" name="image4.jpg"/>
             <a:graphic>
               <a:graphicData uri="http://schemas.openxmlformats.org/drawingml/2006/picture">
                 <pic:pic>
                   <pic:nvPicPr>
-                    <pic:cNvPr descr="UNPA.JPG" id="0" name="image1.jpg"/>
+                    <pic:cNvPr descr="UNPA.JPG" id="0" name="image4.jpg"/>
                     <pic:cNvPicPr preferRelativeResize="0"/>
                   </pic:nvPicPr>
                   <pic:blipFill>
@@ -1400,12 +1400,12 @@
             <wp:extent cx="1200150" cy="1200150"/>
             <wp:effectExtent b="0" l="0" r="0" t="0"/>
             <wp:wrapSquare wrapText="bothSides" distB="0" distT="0" distL="114300" distR="114300"/>
-            <wp:docPr descr="psi-negro.png" id="14" name="image4.png"/>
+            <wp:docPr descr="psi-negro.png" id="14" name="image2.png"/>
             <a:graphic>
               <a:graphicData uri="http://schemas.openxmlformats.org/drawingml/2006/picture">
                 <pic:pic>
                   <pic:nvPicPr>
-                    <pic:cNvPr descr="psi-negro.png" id="0" name="image4.png"/>
+                    <pic:cNvPr descr="psi-negro.png" id="0" name="image2.png"/>
                     <pic:cNvPicPr preferRelativeResize="0"/>
                   </pic:nvPicPr>
                   <pic:blipFill>
@@ -1503,7 +1503,7 @@
     </w:p>
     <w:sdt>
       <w:sdtPr>
-        <w:id w:val="-948458644"/>
+        <w:id w:val="-1326842929"/>
         <w:docPartObj>
           <w:docPartGallery w:val="Table of Contents"/>
           <w:docPartUnique w:val="1"/>
@@ -5399,12 +5399,12 @@
           <wp:extent cx="425450" cy="666750"/>
           <wp:effectExtent b="0" l="0" r="0" t="0"/>
           <wp:wrapSquare wrapText="bothSides" distB="0" distT="0" distL="114300" distR="114300"/>
-          <wp:docPr descr="UNPA.JPG" id="16" name="image2.jpg"/>
+          <wp:docPr descr="UNPA.JPG" id="16" name="image1.jpg"/>
           <a:graphic>
             <a:graphicData uri="http://schemas.openxmlformats.org/drawingml/2006/picture">
               <pic:pic>
                 <pic:nvPicPr>
-                  <pic:cNvPr descr="UNPA.JPG" id="0" name="image2.jpg"/>
+                  <pic:cNvPr descr="UNPA.JPG" id="0" name="image1.jpg"/>
                   <pic:cNvPicPr preferRelativeResize="0"/>
                 </pic:nvPicPr>
                 <pic:blipFill>

--- a/Etapa Elaboración - Iteración 1/Plan de Gestion de Riesgos - Kairos - NexTech.docx
+++ b/Etapa Elaboración - Iteración 1/Plan de Gestion de Riesgos - Kairos - NexTech.docx
@@ -995,12 +995,12 @@
             <wp:extent cx="1200150" cy="1200150"/>
             <wp:effectExtent b="0" l="0" r="0" t="0"/>
             <wp:wrapSquare wrapText="bothSides" distB="0" distT="0" distL="114300" distR="114300"/>
-            <wp:docPr descr="psi-negro.png" id="15" name="image2.png"/>
+            <wp:docPr descr="psi-negro.png" id="15" name="image3.png"/>
             <a:graphic>
               <a:graphicData uri="http://schemas.openxmlformats.org/drawingml/2006/picture">
                 <pic:pic>
                   <pic:nvPicPr>
-                    <pic:cNvPr descr="psi-negro.png" id="0" name="image2.png"/>
+                    <pic:cNvPr descr="psi-negro.png" id="0" name="image3.png"/>
                     <pic:cNvPicPr preferRelativeResize="0"/>
                   </pic:nvPicPr>
                   <pic:blipFill>
@@ -1050,12 +1050,12 @@
             <wp:extent cx="1304925" cy="2019300"/>
             <wp:effectExtent b="0" l="0" r="0" t="0"/>
             <wp:wrapSquare wrapText="bothSides" distB="0" distT="0" distL="114300" distR="114300"/>
-            <wp:docPr descr="UNPA.JPG" id="17" name="image4.jpg"/>
+            <wp:docPr descr="UNPA.JPG" id="17" name="image1.jpg"/>
             <a:graphic>
               <a:graphicData uri="http://schemas.openxmlformats.org/drawingml/2006/picture">
                 <pic:pic>
                   <pic:nvPicPr>
-                    <pic:cNvPr descr="UNPA.JPG" id="0" name="image4.jpg"/>
+                    <pic:cNvPr descr="UNPA.JPG" id="0" name="image1.jpg"/>
                     <pic:cNvPicPr preferRelativeResize="0"/>
                   </pic:nvPicPr>
                   <pic:blipFill>
@@ -1400,12 +1400,12 @@
             <wp:extent cx="1200150" cy="1200150"/>
             <wp:effectExtent b="0" l="0" r="0" t="0"/>
             <wp:wrapSquare wrapText="bothSides" distB="0" distT="0" distL="114300" distR="114300"/>
-            <wp:docPr descr="psi-negro.png" id="14" name="image2.png"/>
+            <wp:docPr descr="psi-negro.png" id="14" name="image3.png"/>
             <a:graphic>
               <a:graphicData uri="http://schemas.openxmlformats.org/drawingml/2006/picture">
                 <pic:pic>
                   <pic:nvPicPr>
-                    <pic:cNvPr descr="psi-negro.png" id="0" name="image2.png"/>
+                    <pic:cNvPr descr="psi-negro.png" id="0" name="image3.png"/>
                     <pic:cNvPicPr preferRelativeResize="0"/>
                   </pic:nvPicPr>
                   <pic:blipFill>
@@ -1503,7 +1503,7 @@
     </w:p>
     <w:sdt>
       <w:sdtPr>
-        <w:id w:val="-1326842929"/>
+        <w:id w:val="1808629042"/>
         <w:docPartObj>
           <w:docPartGallery w:val="Table of Contents"/>
           <w:docPartUnique w:val="1"/>
@@ -5354,12 +5354,12 @@
           <wp:extent cx="669290" cy="669290"/>
           <wp:effectExtent b="0" l="0" r="0" t="0"/>
           <wp:wrapSquare wrapText="bothSides" distB="0" distT="0" distL="114300" distR="114300"/>
-          <wp:docPr descr="psi-negro.png" id="13" name="image3.png"/>
+          <wp:docPr descr="psi-negro.png" id="13" name="image2.png"/>
           <a:graphic>
             <a:graphicData uri="http://schemas.openxmlformats.org/drawingml/2006/picture">
               <pic:pic>
                 <pic:nvPicPr>
-                  <pic:cNvPr descr="psi-negro.png" id="0" name="image3.png"/>
+                  <pic:cNvPr descr="psi-negro.png" id="0" name="image2.png"/>
                   <pic:cNvPicPr preferRelativeResize="0"/>
                 </pic:nvPicPr>
                 <pic:blipFill>
@@ -5399,12 +5399,12 @@
           <wp:extent cx="425450" cy="666750"/>
           <wp:effectExtent b="0" l="0" r="0" t="0"/>
           <wp:wrapSquare wrapText="bothSides" distB="0" distT="0" distL="114300" distR="114300"/>
-          <wp:docPr descr="UNPA.JPG" id="16" name="image1.jpg"/>
+          <wp:docPr descr="UNPA.JPG" id="16" name="image4.jpg"/>
           <a:graphic>
             <a:graphicData uri="http://schemas.openxmlformats.org/drawingml/2006/picture">
               <pic:pic>
                 <pic:nvPicPr>
-                  <pic:cNvPr descr="UNPA.JPG" id="0" name="image1.jpg"/>
+                  <pic:cNvPr descr="UNPA.JPG" id="0" name="image4.jpg"/>
                   <pic:cNvPicPr preferRelativeResize="0"/>
                 </pic:nvPicPr>
                 <pic:blipFill>

--- a/Etapa Elaboración - Iteración 1/Plan de Gestion de Riesgos - Kairos - NexTech.docx
+++ b/Etapa Elaboración - Iteración 1/Plan de Gestion de Riesgos - Kairos - NexTech.docx
@@ -995,12 +995,12 @@
             <wp:extent cx="1200150" cy="1200150"/>
             <wp:effectExtent b="0" l="0" r="0" t="0"/>
             <wp:wrapSquare wrapText="bothSides" distB="0" distT="0" distL="114300" distR="114300"/>
-            <wp:docPr descr="psi-negro.png" id="15" name="image3.png"/>
+            <wp:docPr descr="psi-negro.png" id="15" name="image2.png"/>
             <a:graphic>
               <a:graphicData uri="http://schemas.openxmlformats.org/drawingml/2006/picture">
                 <pic:pic>
                   <pic:nvPicPr>
-                    <pic:cNvPr descr="psi-negro.png" id="0" name="image3.png"/>
+                    <pic:cNvPr descr="psi-negro.png" id="0" name="image2.png"/>
                     <pic:cNvPicPr preferRelativeResize="0"/>
                   </pic:nvPicPr>
                   <pic:blipFill>
@@ -1050,12 +1050,12 @@
             <wp:extent cx="1304925" cy="2019300"/>
             <wp:effectExtent b="0" l="0" r="0" t="0"/>
             <wp:wrapSquare wrapText="bothSides" distB="0" distT="0" distL="114300" distR="114300"/>
-            <wp:docPr descr="UNPA.JPG" id="17" name="image1.jpg"/>
+            <wp:docPr descr="UNPA.JPG" id="17" name="image3.jpg"/>
             <a:graphic>
               <a:graphicData uri="http://schemas.openxmlformats.org/drawingml/2006/picture">
                 <pic:pic>
                   <pic:nvPicPr>
-                    <pic:cNvPr descr="UNPA.JPG" id="0" name="image1.jpg"/>
+                    <pic:cNvPr descr="UNPA.JPG" id="0" name="image3.jpg"/>
                     <pic:cNvPicPr preferRelativeResize="0"/>
                   </pic:nvPicPr>
                   <pic:blipFill>
@@ -1400,12 +1400,12 @@
             <wp:extent cx="1200150" cy="1200150"/>
             <wp:effectExtent b="0" l="0" r="0" t="0"/>
             <wp:wrapSquare wrapText="bothSides" distB="0" distT="0" distL="114300" distR="114300"/>
-            <wp:docPr descr="psi-negro.png" id="14" name="image3.png"/>
+            <wp:docPr descr="psi-negro.png" id="14" name="image2.png"/>
             <a:graphic>
               <a:graphicData uri="http://schemas.openxmlformats.org/drawingml/2006/picture">
                 <pic:pic>
                   <pic:nvPicPr>
-                    <pic:cNvPr descr="psi-negro.png" id="0" name="image3.png"/>
+                    <pic:cNvPr descr="psi-negro.png" id="0" name="image2.png"/>
                     <pic:cNvPicPr preferRelativeResize="0"/>
                   </pic:nvPicPr>
                   <pic:blipFill>
@@ -1503,7 +1503,7 @@
     </w:p>
     <w:sdt>
       <w:sdtPr>
-        <w:id w:val="1808629042"/>
+        <w:id w:val="-681178546"/>
         <w:docPartObj>
           <w:docPartGallery w:val="Table of Contents"/>
           <w:docPartUnique w:val="1"/>
@@ -5354,12 +5354,12 @@
           <wp:extent cx="669290" cy="669290"/>
           <wp:effectExtent b="0" l="0" r="0" t="0"/>
           <wp:wrapSquare wrapText="bothSides" distB="0" distT="0" distL="114300" distR="114300"/>
-          <wp:docPr descr="psi-negro.png" id="13" name="image2.png"/>
+          <wp:docPr descr="psi-negro.png" id="13" name="image4.png"/>
           <a:graphic>
             <a:graphicData uri="http://schemas.openxmlformats.org/drawingml/2006/picture">
               <pic:pic>
                 <pic:nvPicPr>
-                  <pic:cNvPr descr="psi-negro.png" id="0" name="image2.png"/>
+                  <pic:cNvPr descr="psi-negro.png" id="0" name="image4.png"/>
                   <pic:cNvPicPr preferRelativeResize="0"/>
                 </pic:nvPicPr>
                 <pic:blipFill>
@@ -5399,12 +5399,12 @@
           <wp:extent cx="425450" cy="666750"/>
           <wp:effectExtent b="0" l="0" r="0" t="0"/>
           <wp:wrapSquare wrapText="bothSides" distB="0" distT="0" distL="114300" distR="114300"/>
-          <wp:docPr descr="UNPA.JPG" id="16" name="image4.jpg"/>
+          <wp:docPr descr="UNPA.JPG" id="16" name="image1.jpg"/>
           <a:graphic>
             <a:graphicData uri="http://schemas.openxmlformats.org/drawingml/2006/picture">
               <pic:pic>
                 <pic:nvPicPr>
-                  <pic:cNvPr descr="UNPA.JPG" id="0" name="image4.jpg"/>
+                  <pic:cNvPr descr="UNPA.JPG" id="0" name="image1.jpg"/>
                   <pic:cNvPicPr preferRelativeResize="0"/>
                 </pic:nvPicPr>
                 <pic:blipFill>

--- a/Etapa Elaboración - Iteración 1/Plan de Gestion de Riesgos - Kairos - NexTech.docx
+++ b/Etapa Elaboración - Iteración 1/Plan de Gestion de Riesgos - Kairos - NexTech.docx
@@ -995,12 +995,12 @@
             <wp:extent cx="1200150" cy="1200150"/>
             <wp:effectExtent b="0" l="0" r="0" t="0"/>
             <wp:wrapSquare wrapText="bothSides" distB="0" distT="0" distL="114300" distR="114300"/>
-            <wp:docPr descr="psi-negro.png" id="15" name="image2.png"/>
+            <wp:docPr descr="psi-negro.png" id="15" name="image3.png"/>
             <a:graphic>
               <a:graphicData uri="http://schemas.openxmlformats.org/drawingml/2006/picture">
                 <pic:pic>
                   <pic:nvPicPr>
-                    <pic:cNvPr descr="psi-negro.png" id="0" name="image2.png"/>
+                    <pic:cNvPr descr="psi-negro.png" id="0" name="image3.png"/>
                     <pic:cNvPicPr preferRelativeResize="0"/>
                   </pic:nvPicPr>
                   <pic:blipFill>
@@ -1050,12 +1050,12 @@
             <wp:extent cx="1304925" cy="2019300"/>
             <wp:effectExtent b="0" l="0" r="0" t="0"/>
             <wp:wrapSquare wrapText="bothSides" distB="0" distT="0" distL="114300" distR="114300"/>
-            <wp:docPr descr="UNPA.JPG" id="17" name="image3.jpg"/>
+            <wp:docPr descr="UNPA.JPG" id="17" name="image4.jpg"/>
             <a:graphic>
               <a:graphicData uri="http://schemas.openxmlformats.org/drawingml/2006/picture">
                 <pic:pic>
                   <pic:nvPicPr>
-                    <pic:cNvPr descr="UNPA.JPG" id="0" name="image3.jpg"/>
+                    <pic:cNvPr descr="UNPA.JPG" id="0" name="image4.jpg"/>
                     <pic:cNvPicPr preferRelativeResize="0"/>
                   </pic:nvPicPr>
                   <pic:blipFill>
@@ -1400,12 +1400,12 @@
             <wp:extent cx="1200150" cy="1200150"/>
             <wp:effectExtent b="0" l="0" r="0" t="0"/>
             <wp:wrapSquare wrapText="bothSides" distB="0" distT="0" distL="114300" distR="114300"/>
-            <wp:docPr descr="psi-negro.png" id="14" name="image2.png"/>
+            <wp:docPr descr="psi-negro.png" id="14" name="image3.png"/>
             <a:graphic>
               <a:graphicData uri="http://schemas.openxmlformats.org/drawingml/2006/picture">
                 <pic:pic>
                   <pic:nvPicPr>
-                    <pic:cNvPr descr="psi-negro.png" id="0" name="image2.png"/>
+                    <pic:cNvPr descr="psi-negro.png" id="0" name="image3.png"/>
                     <pic:cNvPicPr preferRelativeResize="0"/>
                   </pic:nvPicPr>
                   <pic:blipFill>
@@ -1503,7 +1503,7 @@
     </w:p>
     <w:sdt>
       <w:sdtPr>
-        <w:id w:val="-681178546"/>
+        <w:id w:val="-1636819686"/>
         <w:docPartObj>
           <w:docPartGallery w:val="Table of Contents"/>
           <w:docPartUnique w:val="1"/>
@@ -5354,12 +5354,12 @@
           <wp:extent cx="669290" cy="669290"/>
           <wp:effectExtent b="0" l="0" r="0" t="0"/>
           <wp:wrapSquare wrapText="bothSides" distB="0" distT="0" distL="114300" distR="114300"/>
-          <wp:docPr descr="psi-negro.png" id="13" name="image4.png"/>
+          <wp:docPr descr="psi-negro.png" id="13" name="image2.png"/>
           <a:graphic>
             <a:graphicData uri="http://schemas.openxmlformats.org/drawingml/2006/picture">
               <pic:pic>
                 <pic:nvPicPr>
-                  <pic:cNvPr descr="psi-negro.png" id="0" name="image4.png"/>
+                  <pic:cNvPr descr="psi-negro.png" id="0" name="image2.png"/>
                   <pic:cNvPicPr preferRelativeResize="0"/>
                 </pic:nvPicPr>
                 <pic:blipFill>

--- a/Etapa Elaboración - Iteración 1/Plan de Gestion de Riesgos - Kairos - NexTech.docx
+++ b/Etapa Elaboración - Iteración 1/Plan de Gestion de Riesgos - Kairos - NexTech.docx
@@ -995,12 +995,12 @@
             <wp:extent cx="1200150" cy="1200150"/>
             <wp:effectExtent b="0" l="0" r="0" t="0"/>
             <wp:wrapSquare wrapText="bothSides" distB="0" distT="0" distL="114300" distR="114300"/>
-            <wp:docPr descr="psi-negro.png" id="15" name="image3.png"/>
+            <wp:docPr descr="psi-negro.png" id="15" name="image4.png"/>
             <a:graphic>
               <a:graphicData uri="http://schemas.openxmlformats.org/drawingml/2006/picture">
                 <pic:pic>
                   <pic:nvPicPr>
-                    <pic:cNvPr descr="psi-negro.png" id="0" name="image3.png"/>
+                    <pic:cNvPr descr="psi-negro.png" id="0" name="image4.png"/>
                     <pic:cNvPicPr preferRelativeResize="0"/>
                   </pic:nvPicPr>
                   <pic:blipFill>
@@ -1050,12 +1050,12 @@
             <wp:extent cx="1304925" cy="2019300"/>
             <wp:effectExtent b="0" l="0" r="0" t="0"/>
             <wp:wrapSquare wrapText="bothSides" distB="0" distT="0" distL="114300" distR="114300"/>
-            <wp:docPr descr="UNPA.JPG" id="17" name="image4.jpg"/>
+            <wp:docPr descr="UNPA.JPG" id="17" name="image2.jpg"/>
             <a:graphic>
               <a:graphicData uri="http://schemas.openxmlformats.org/drawingml/2006/picture">
                 <pic:pic>
                   <pic:nvPicPr>
-                    <pic:cNvPr descr="UNPA.JPG" id="0" name="image4.jpg"/>
+                    <pic:cNvPr descr="UNPA.JPG" id="0" name="image2.jpg"/>
                     <pic:cNvPicPr preferRelativeResize="0"/>
                   </pic:nvPicPr>
                   <pic:blipFill>
@@ -1400,12 +1400,12 @@
             <wp:extent cx="1200150" cy="1200150"/>
             <wp:effectExtent b="0" l="0" r="0" t="0"/>
             <wp:wrapSquare wrapText="bothSides" distB="0" distT="0" distL="114300" distR="114300"/>
-            <wp:docPr descr="psi-negro.png" id="14" name="image3.png"/>
+            <wp:docPr descr="psi-negro.png" id="14" name="image4.png"/>
             <a:graphic>
               <a:graphicData uri="http://schemas.openxmlformats.org/drawingml/2006/picture">
                 <pic:pic>
                   <pic:nvPicPr>
-                    <pic:cNvPr descr="psi-negro.png" id="0" name="image3.png"/>
+                    <pic:cNvPr descr="psi-negro.png" id="0" name="image4.png"/>
                     <pic:cNvPicPr preferRelativeResize="0"/>
                   </pic:nvPicPr>
                   <pic:blipFill>
@@ -1503,7 +1503,7 @@
     </w:p>
     <w:sdt>
       <w:sdtPr>
-        <w:id w:val="-1636819686"/>
+        <w:id w:val="1504809465"/>
         <w:docPartObj>
           <w:docPartGallery w:val="Table of Contents"/>
           <w:docPartUnique w:val="1"/>
@@ -5354,12 +5354,12 @@
           <wp:extent cx="669290" cy="669290"/>
           <wp:effectExtent b="0" l="0" r="0" t="0"/>
           <wp:wrapSquare wrapText="bothSides" distB="0" distT="0" distL="114300" distR="114300"/>
-          <wp:docPr descr="psi-negro.png" id="13" name="image2.png"/>
+          <wp:docPr descr="psi-negro.png" id="13" name="image1.png"/>
           <a:graphic>
             <a:graphicData uri="http://schemas.openxmlformats.org/drawingml/2006/picture">
               <pic:pic>
                 <pic:nvPicPr>
-                  <pic:cNvPr descr="psi-negro.png" id="0" name="image2.png"/>
+                  <pic:cNvPr descr="psi-negro.png" id="0" name="image1.png"/>
                   <pic:cNvPicPr preferRelativeResize="0"/>
                 </pic:nvPicPr>
                 <pic:blipFill>
@@ -5399,12 +5399,12 @@
           <wp:extent cx="425450" cy="666750"/>
           <wp:effectExtent b="0" l="0" r="0" t="0"/>
           <wp:wrapSquare wrapText="bothSides" distB="0" distT="0" distL="114300" distR="114300"/>
-          <wp:docPr descr="UNPA.JPG" id="16" name="image1.jpg"/>
+          <wp:docPr descr="UNPA.JPG" id="16" name="image3.jpg"/>
           <a:graphic>
             <a:graphicData uri="http://schemas.openxmlformats.org/drawingml/2006/picture">
               <pic:pic>
                 <pic:nvPicPr>
-                  <pic:cNvPr descr="UNPA.JPG" id="0" name="image1.jpg"/>
+                  <pic:cNvPr descr="UNPA.JPG" id="0" name="image3.jpg"/>
                   <pic:cNvPicPr preferRelativeResize="0"/>
                 </pic:nvPicPr>
                 <pic:blipFill>

--- a/Etapa Elaboración - Iteración 1/Plan de Gestion de Riesgos - Kairos - NexTech.docx
+++ b/Etapa Elaboración - Iteración 1/Plan de Gestion de Riesgos - Kairos - NexTech.docx
@@ -995,12 +995,12 @@
             <wp:extent cx="1200150" cy="1200150"/>
             <wp:effectExtent b="0" l="0" r="0" t="0"/>
             <wp:wrapSquare wrapText="bothSides" distB="0" distT="0" distL="114300" distR="114300"/>
-            <wp:docPr descr="psi-negro.png" id="15" name="image4.png"/>
+            <wp:docPr descr="psi-negro.png" id="15" name="image3.png"/>
             <a:graphic>
               <a:graphicData uri="http://schemas.openxmlformats.org/drawingml/2006/picture">
                 <pic:pic>
                   <pic:nvPicPr>
-                    <pic:cNvPr descr="psi-negro.png" id="0" name="image4.png"/>
+                    <pic:cNvPr descr="psi-negro.png" id="0" name="image3.png"/>
                     <pic:cNvPicPr preferRelativeResize="0"/>
                   </pic:nvPicPr>
                   <pic:blipFill>
@@ -1400,12 +1400,12 @@
             <wp:extent cx="1200150" cy="1200150"/>
             <wp:effectExtent b="0" l="0" r="0" t="0"/>
             <wp:wrapSquare wrapText="bothSides" distB="0" distT="0" distL="114300" distR="114300"/>
-            <wp:docPr descr="psi-negro.png" id="14" name="image4.png"/>
+            <wp:docPr descr="psi-negro.png" id="14" name="image3.png"/>
             <a:graphic>
               <a:graphicData uri="http://schemas.openxmlformats.org/drawingml/2006/picture">
                 <pic:pic>
                   <pic:nvPicPr>
-                    <pic:cNvPr descr="psi-negro.png" id="0" name="image4.png"/>
+                    <pic:cNvPr descr="psi-negro.png" id="0" name="image3.png"/>
                     <pic:cNvPicPr preferRelativeResize="0"/>
                   </pic:nvPicPr>
                   <pic:blipFill>
@@ -1503,7 +1503,7 @@
     </w:p>
     <w:sdt>
       <w:sdtPr>
-        <w:id w:val="1504809465"/>
+        <w:id w:val="-1957023881"/>
         <w:docPartObj>
           <w:docPartGallery w:val="Table of Contents"/>
           <w:docPartUnique w:val="1"/>
@@ -5354,12 +5354,12 @@
           <wp:extent cx="669290" cy="669290"/>
           <wp:effectExtent b="0" l="0" r="0" t="0"/>
           <wp:wrapSquare wrapText="bothSides" distB="0" distT="0" distL="114300" distR="114300"/>
-          <wp:docPr descr="psi-negro.png" id="13" name="image1.png"/>
+          <wp:docPr descr="psi-negro.png" id="13" name="image4.png"/>
           <a:graphic>
             <a:graphicData uri="http://schemas.openxmlformats.org/drawingml/2006/picture">
               <pic:pic>
                 <pic:nvPicPr>
-                  <pic:cNvPr descr="psi-negro.png" id="0" name="image1.png"/>
+                  <pic:cNvPr descr="psi-negro.png" id="0" name="image4.png"/>
                   <pic:cNvPicPr preferRelativeResize="0"/>
                 </pic:nvPicPr>
                 <pic:blipFill>
@@ -5399,12 +5399,12 @@
           <wp:extent cx="425450" cy="666750"/>
           <wp:effectExtent b="0" l="0" r="0" t="0"/>
           <wp:wrapSquare wrapText="bothSides" distB="0" distT="0" distL="114300" distR="114300"/>
-          <wp:docPr descr="UNPA.JPG" id="16" name="image3.jpg"/>
+          <wp:docPr descr="UNPA.JPG" id="16" name="image1.jpg"/>
           <a:graphic>
             <a:graphicData uri="http://schemas.openxmlformats.org/drawingml/2006/picture">
               <pic:pic>
                 <pic:nvPicPr>
-                  <pic:cNvPr descr="UNPA.JPG" id="0" name="image3.jpg"/>
+                  <pic:cNvPr descr="UNPA.JPG" id="0" name="image1.jpg"/>
                   <pic:cNvPicPr preferRelativeResize="0"/>
                 </pic:nvPicPr>
                 <pic:blipFill>

--- a/Etapa Elaboración - Iteración 1/Plan de Gestion de Riesgos - Kairos - NexTech.docx
+++ b/Etapa Elaboración - Iteración 1/Plan de Gestion de Riesgos - Kairos - NexTech.docx
@@ -22,7 +22,9 @@
         <w:rPr>
           <w:rFonts w:ascii="Cambria" w:cs="Cambria" w:eastAsia="Cambria" w:hAnsi="Cambria"/>
           <w:b w:val="0"/>
+          <w:bCs w:val="0"/>
           <w:i w:val="0"/>
+          <w:iCs w:val="0"/>
           <w:smallCaps w:val="0"/>
           <w:strike w:val="0"/>
           <w:color w:val="000000"/>
@@ -59,7 +61,9 @@
         <w:rPr>
           <w:rFonts w:ascii="Cambria" w:cs="Cambria" w:eastAsia="Cambria" w:hAnsi="Cambria"/>
           <w:b w:val="0"/>
+          <w:bCs w:val="0"/>
           <w:i w:val="0"/>
+          <w:iCs w:val="0"/>
           <w:smallCaps w:val="0"/>
           <w:strike w:val="0"/>
           <w:color w:val="000000"/>
@@ -96,7 +100,9 @@
         <w:rPr>
           <w:rFonts w:ascii="Cambria" w:cs="Cambria" w:eastAsia="Cambria" w:hAnsi="Cambria"/>
           <w:b w:val="0"/>
+          <w:bCs w:val="0"/>
           <w:i w:val="0"/>
+          <w:iCs w:val="0"/>
           <w:smallCaps w:val="0"/>
           <w:strike w:val="0"/>
           <w:color w:val="000000"/>
@@ -111,7 +117,9 @@
         <w:rPr>
           <w:rFonts w:ascii="Calibri" w:cs="Calibri" w:eastAsia="Calibri" w:hAnsi="Calibri"/>
           <w:b w:val="0"/>
+          <w:bCs w:val="0"/>
           <w:i w:val="0"/>
+          <w:iCs w:val="0"/>
           <w:smallCaps w:val="0"/>
           <w:strike w:val="0"/>
           <w:color w:val="000000"/>
@@ -231,7 +239,9 @@
         <w:rPr>
           <w:rFonts w:ascii="Calibri" w:cs="Calibri" w:eastAsia="Calibri" w:hAnsi="Calibri"/>
           <w:b w:val="0"/>
+          <w:bCs w:val="0"/>
           <w:i w:val="0"/>
+          <w:iCs w:val="0"/>
           <w:smallCaps w:val="0"/>
           <w:strike w:val="0"/>
           <w:color w:val="000000"/>
@@ -351,7 +361,9 @@
         <w:rPr>
           <w:rFonts w:ascii="Calibri" w:cs="Calibri" w:eastAsia="Calibri" w:hAnsi="Calibri"/>
           <w:b w:val="0"/>
+          <w:bCs w:val="0"/>
           <w:i w:val="0"/>
+          <w:iCs w:val="0"/>
           <w:smallCaps w:val="0"/>
           <w:strike w:val="0"/>
           <w:color w:val="000000"/>
@@ -471,7 +483,9 @@
         <w:rPr>
           <w:rFonts w:ascii="Calibri" w:cs="Calibri" w:eastAsia="Calibri" w:hAnsi="Calibri"/>
           <w:b w:val="0"/>
+          <w:bCs w:val="0"/>
           <w:i w:val="0"/>
+          <w:iCs w:val="0"/>
           <w:smallCaps w:val="0"/>
           <w:strike w:val="0"/>
           <w:color w:val="000000"/>
@@ -613,7 +627,9 @@
         <w:rPr>
           <w:rFonts w:ascii="Cambria" w:cs="Cambria" w:eastAsia="Cambria" w:hAnsi="Cambria"/>
           <w:b w:val="0"/>
+          <w:bCs w:val="0"/>
           <w:i w:val="0"/>
+          <w:iCs w:val="0"/>
           <w:smallCaps w:val="0"/>
           <w:strike w:val="0"/>
           <w:color w:val="000000"/>
@@ -628,7 +644,9 @@
         <w:rPr>
           <w:rFonts w:ascii="Cambria" w:cs="Cambria" w:eastAsia="Cambria" w:hAnsi="Cambria"/>
           <w:b w:val="0"/>
+          <w:bCs w:val="0"/>
           <w:i w:val="0"/>
+          <w:iCs w:val="0"/>
           <w:smallCaps w:val="0"/>
           <w:strike w:val="0"/>
           <w:color w:val="000000"/>
@@ -662,7 +680,9 @@
         <w:rPr>
           <w:rFonts w:ascii="Cambria" w:cs="Cambria" w:eastAsia="Cambria" w:hAnsi="Cambria"/>
           <w:b w:val="0"/>
+          <w:bCs w:val="0"/>
           <w:i w:val="0"/>
+          <w:iCs w:val="0"/>
           <w:smallCaps w:val="0"/>
           <w:strike w:val="0"/>
           <w:color w:val="000000"/>
@@ -708,7 +728,9 @@
         <w:rPr>
           <w:rFonts w:ascii="Calibri" w:cs="Calibri" w:eastAsia="Calibri" w:hAnsi="Calibri"/>
           <w:b w:val="0"/>
+          <w:bCs w:val="0"/>
           <w:i w:val="0"/>
+          <w:iCs w:val="0"/>
           <w:smallCaps w:val="0"/>
           <w:strike w:val="0"/>
           <w:color w:val="000000"/>
@@ -745,7 +767,9 @@
         <w:rPr>
           <w:rFonts w:ascii="Calibri" w:cs="Calibri" w:eastAsia="Calibri" w:hAnsi="Calibri"/>
           <w:b w:val="0"/>
+          <w:bCs w:val="0"/>
           <w:i w:val="0"/>
+          <w:iCs w:val="0"/>
           <w:smallCaps w:val="0"/>
           <w:strike w:val="0"/>
           <w:color w:val="000000"/>
@@ -782,7 +806,9 @@
         <w:rPr>
           <w:rFonts w:ascii="Calibri" w:cs="Calibri" w:eastAsia="Calibri" w:hAnsi="Calibri"/>
           <w:b w:val="0"/>
+          <w:bCs w:val="0"/>
           <w:i w:val="0"/>
+          <w:iCs w:val="0"/>
           <w:smallCaps w:val="0"/>
           <w:strike w:val="0"/>
           <w:color w:val="000000"/>
@@ -819,7 +845,9 @@
         <w:rPr>
           <w:rFonts w:ascii="Calibri" w:cs="Calibri" w:eastAsia="Calibri" w:hAnsi="Calibri"/>
           <w:b w:val="0"/>
+          <w:bCs w:val="0"/>
           <w:i w:val="0"/>
+          <w:iCs w:val="0"/>
           <w:smallCaps w:val="0"/>
           <w:strike w:val="0"/>
           <w:color w:val="000000"/>
@@ -856,7 +884,9 @@
         <w:rPr>
           <w:rFonts w:ascii="Calibri" w:cs="Calibri" w:eastAsia="Calibri" w:hAnsi="Calibri"/>
           <w:b w:val="0"/>
+          <w:bCs w:val="0"/>
           <w:i w:val="0"/>
+          <w:iCs w:val="0"/>
           <w:smallCaps w:val="0"/>
           <w:strike w:val="0"/>
           <w:color w:val="000000"/>
@@ -877,7 +907,9 @@
         <w:rPr>
           <w:rFonts w:ascii="Calibri" w:cs="Calibri" w:eastAsia="Calibri" w:hAnsi="Calibri"/>
           <w:b w:val="0"/>
+          <w:bCs w:val="0"/>
           <w:i w:val="0"/>
+          <w:iCs w:val="0"/>
           <w:smallCaps w:val="0"/>
           <w:strike w:val="0"/>
           <w:color w:val="000000"/>
@@ -911,7 +943,9 @@
         <w:rPr>
           <w:rFonts w:ascii="Calibri" w:cs="Calibri" w:eastAsia="Calibri" w:hAnsi="Calibri"/>
           <w:b w:val="0"/>
+          <w:bCs w:val="0"/>
           <w:i w:val="0"/>
+          <w:iCs w:val="0"/>
           <w:smallCaps w:val="0"/>
           <w:strike w:val="0"/>
           <w:color w:val="000000"/>
@@ -967,7 +1001,9 @@
         <w:rPr>
           <w:rFonts w:ascii="Calibri" w:cs="Calibri" w:eastAsia="Calibri" w:hAnsi="Calibri"/>
           <w:b w:val="0"/>
+          <w:bCs w:val="0"/>
           <w:i w:val="1"/>
+          <w:iCs w:val="1"/>
           <w:smallCaps w:val="0"/>
           <w:strike w:val="0"/>
           <w:color w:val="548dd4"/>
@@ -981,6 +1017,7 @@
       <w:r>
         <w:rPr>
           <w:i w:val="1"/>
+          <w:iCs w:val="1"/>
           <w:color w:val="548dd4"/>
         </w:rPr>
         <w:drawing>
@@ -995,12 +1032,12 @@
             <wp:extent cx="1200150" cy="1200150"/>
             <wp:effectExtent b="0" l="0" r="0" t="0"/>
             <wp:wrapSquare wrapText="bothSides" distB="0" distT="0" distL="114300" distR="114300"/>
-            <wp:docPr descr="psi-negro.png" id="15" name="image3.png"/>
+            <wp:docPr descr="psi-negro.png" id="15" name="image4.png"/>
             <a:graphic>
               <a:graphicData uri="http://schemas.openxmlformats.org/drawingml/2006/picture">
                 <pic:pic>
                   <pic:nvPicPr>
-                    <pic:cNvPr descr="psi-negro.png" id="0" name="image3.png"/>
+                    <pic:cNvPr descr="psi-negro.png" id="0" name="image4.png"/>
                     <pic:cNvPicPr preferRelativeResize="0"/>
                   </pic:nvPicPr>
                   <pic:blipFill>
@@ -1028,7 +1065,9 @@
         <w:rPr>
           <w:rFonts w:ascii="Calibri" w:cs="Calibri" w:eastAsia="Calibri" w:hAnsi="Calibri"/>
           <w:b w:val="0"/>
+          <w:bCs w:val="0"/>
           <w:i w:val="1"/>
+          <w:iCs w:val="1"/>
           <w:smallCaps w:val="0"/>
           <w:strike w:val="0"/>
           <w:color w:val="548dd4"/>
@@ -1050,12 +1089,12 @@
             <wp:extent cx="1304925" cy="2019300"/>
             <wp:effectExtent b="0" l="0" r="0" t="0"/>
             <wp:wrapSquare wrapText="bothSides" distB="0" distT="0" distL="114300" distR="114300"/>
-            <wp:docPr descr="UNPA.JPG" id="17" name="image2.jpg"/>
+            <wp:docPr descr="UNPA.JPG" id="17" name="image1.jpg"/>
             <a:graphic>
               <a:graphicData uri="http://schemas.openxmlformats.org/drawingml/2006/picture">
                 <pic:pic>
                   <pic:nvPicPr>
-                    <pic:cNvPr descr="UNPA.JPG" id="0" name="image2.jpg"/>
+                    <pic:cNvPr descr="UNPA.JPG" id="0" name="image1.jpg"/>
                     <pic:cNvPicPr preferRelativeResize="0"/>
                   </pic:nvPicPr>
                   <pic:blipFill>
@@ -1111,7 +1150,9 @@
         <w:rPr>
           <w:rFonts w:ascii="Calibri" w:cs="Calibri" w:eastAsia="Calibri" w:hAnsi="Calibri"/>
           <w:b w:val="0"/>
+          <w:bCs w:val="0"/>
           <w:i w:val="1"/>
+          <w:iCs w:val="1"/>
           <w:smallCaps w:val="0"/>
           <w:strike w:val="0"/>
           <w:color w:val="548dd4"/>
@@ -1126,7 +1167,9 @@
         <w:rPr>
           <w:rFonts w:ascii="Calibri" w:cs="Calibri" w:eastAsia="Calibri" w:hAnsi="Calibri"/>
           <w:b w:val="0"/>
+          <w:bCs w:val="0"/>
           <w:i w:val="1"/>
+          <w:iCs w:val="1"/>
           <w:smallCaps w:val="0"/>
           <w:strike w:val="0"/>
           <w:color w:val="548dd4"/>
@@ -1354,7 +1397,9 @@
         <w:rPr>
           <w:rFonts w:ascii="Calibri" w:cs="Calibri" w:eastAsia="Calibri" w:hAnsi="Calibri"/>
           <w:b w:val="0"/>
+          <w:bCs w:val="0"/>
           <w:i w:val="1"/>
+          <w:iCs w:val="1"/>
           <w:smallCaps w:val="0"/>
           <w:strike w:val="0"/>
           <w:color w:val="548dd4"/>
@@ -1400,12 +1445,12 @@
             <wp:extent cx="1200150" cy="1200150"/>
             <wp:effectExtent b="0" l="0" r="0" t="0"/>
             <wp:wrapSquare wrapText="bothSides" distB="0" distT="0" distL="114300" distR="114300"/>
-            <wp:docPr descr="psi-negro.png" id="14" name="image3.png"/>
+            <wp:docPr descr="psi-negro.png" id="14" name="image4.png"/>
             <a:graphic>
               <a:graphicData uri="http://schemas.openxmlformats.org/drawingml/2006/picture">
                 <pic:pic>
                   <pic:nvPicPr>
-                    <pic:cNvPr descr="psi-negro.png" id="0" name="image3.png"/>
+                    <pic:cNvPr descr="psi-negro.png" id="0" name="image4.png"/>
                     <pic:cNvPicPr preferRelativeResize="0"/>
                   </pic:nvPicPr>
                   <pic:blipFill>
@@ -1472,7 +1517,9 @@
         <w:rPr>
           <w:rFonts w:ascii="Cambria" w:cs="Cambria" w:eastAsia="Cambria" w:hAnsi="Cambria"/>
           <w:b w:val="1"/>
+          <w:bCs w:val="1"/>
           <w:i w:val="0"/>
+          <w:iCs w:val="0"/>
           <w:smallCaps w:val="0"/>
           <w:strike w:val="0"/>
           <w:color w:val="366091"/>
@@ -1487,7 +1534,9 @@
         <w:rPr>
           <w:rFonts w:ascii="Cambria" w:cs="Cambria" w:eastAsia="Cambria" w:hAnsi="Cambria"/>
           <w:b w:val="1"/>
+          <w:bCs w:val="1"/>
           <w:i w:val="0"/>
+          <w:iCs w:val="0"/>
           <w:smallCaps w:val="0"/>
           <w:strike w:val="0"/>
           <w:color w:val="366091"/>
@@ -1503,7 +1552,7 @@
     </w:p>
     <w:sdt>
       <w:sdtPr>
-        <w:id w:val="-1957023881"/>
+        <w:id w:val="1110409811"/>
         <w:docPartObj>
           <w:docPartGallery w:val="Table of Contents"/>
           <w:docPartUnique w:val="1"/>
@@ -1520,7 +1569,9 @@
             <w:ind w:left="0"/>
             <w:rPr>
               <w:b w:val="1"/>
+              <w:bCs w:val="1"/>
               <w:i w:val="0"/>
+              <w:iCs w:val="0"/>
               <w:smallCaps w:val="0"/>
               <w:strike w:val="0"/>
               <w:sz w:val="22"/>
@@ -1539,7 +1590,9 @@
             <w:r>
               <w:rPr>
                 <w:b w:val="1"/>
+                <w:bCs w:val="1"/>
                 <w:i w:val="0"/>
+                <w:iCs w:val="0"/>
                 <w:smallCaps w:val="0"/>
                 <w:strike w:val="0"/>
                 <w:sz w:val="20"/>
@@ -1570,6 +1623,7 @@
             <w:ind w:left="360" w:firstLine="0"/>
             <w:rPr>
               <w:i w:val="0"/>
+              <w:iCs w:val="0"/>
               <w:smallCaps w:val="0"/>
               <w:strike w:val="0"/>
               <w:sz w:val="22"/>
@@ -1583,6 +1637,7 @@
             <w:r>
               <w:rPr>
                 <w:i w:val="1"/>
+                <w:iCs w:val="1"/>
                 <w:smallCaps w:val="0"/>
                 <w:strike w:val="0"/>
                 <w:sz w:val="20"/>
@@ -1613,6 +1668,7 @@
             <w:ind w:left="360" w:firstLine="0"/>
             <w:rPr>
               <w:i w:val="0"/>
+              <w:iCs w:val="0"/>
               <w:smallCaps w:val="0"/>
               <w:strike w:val="0"/>
               <w:sz w:val="22"/>
@@ -1626,6 +1682,7 @@
             <w:r>
               <w:rPr>
                 <w:i w:val="1"/>
+                <w:iCs w:val="1"/>
                 <w:smallCaps w:val="0"/>
                 <w:strike w:val="0"/>
                 <w:sz w:val="20"/>
@@ -1656,7 +1713,9 @@
             <w:ind w:left="0"/>
             <w:rPr>
               <w:b w:val="1"/>
+              <w:bCs w:val="1"/>
               <w:i w:val="0"/>
+              <w:iCs w:val="0"/>
               <w:smallCaps w:val="0"/>
               <w:strike w:val="0"/>
               <w:sz w:val="22"/>
@@ -1670,7 +1729,9 @@
             <w:r>
               <w:rPr>
                 <w:b w:val="1"/>
+                <w:bCs w:val="1"/>
                 <w:i w:val="0"/>
+                <w:iCs w:val="0"/>
                 <w:smallCaps w:val="0"/>
                 <w:strike w:val="0"/>
                 <w:sz w:val="20"/>
@@ -1701,6 +1762,7 @@
             <w:ind w:left="360" w:firstLine="0"/>
             <w:rPr>
               <w:i w:val="0"/>
+              <w:iCs w:val="0"/>
               <w:smallCaps w:val="0"/>
               <w:strike w:val="0"/>
               <w:sz w:val="22"/>
@@ -1714,6 +1776,7 @@
             <w:r>
               <w:rPr>
                 <w:i w:val="1"/>
+                <w:iCs w:val="1"/>
                 <w:smallCaps w:val="0"/>
                 <w:strike w:val="0"/>
                 <w:sz w:val="20"/>
@@ -1744,6 +1807,7 @@
             <w:ind w:left="360" w:firstLine="0"/>
             <w:rPr>
               <w:i w:val="0"/>
+              <w:iCs w:val="0"/>
               <w:smallCaps w:val="0"/>
               <w:strike w:val="0"/>
               <w:sz w:val="22"/>
@@ -1757,6 +1821,7 @@
             <w:r>
               <w:rPr>
                 <w:i w:val="0"/>
+                <w:iCs w:val="0"/>
                 <w:smallCaps w:val="0"/>
                 <w:strike w:val="0"/>
                 <w:sz w:val="22"/>
@@ -1787,6 +1852,7 @@
             <w:ind w:left="360" w:firstLine="0"/>
             <w:rPr>
               <w:i w:val="0"/>
+              <w:iCs w:val="0"/>
               <w:smallCaps w:val="0"/>
               <w:strike w:val="0"/>
               <w:sz w:val="22"/>
@@ -1800,6 +1866,7 @@
             <w:r>
               <w:rPr>
                 <w:i w:val="0"/>
+                <w:iCs w:val="0"/>
                 <w:smallCaps w:val="0"/>
                 <w:strike w:val="0"/>
                 <w:sz w:val="22"/>
@@ -1830,6 +1897,7 @@
             <w:ind w:left="360" w:firstLine="0"/>
             <w:rPr>
               <w:i w:val="0"/>
+              <w:iCs w:val="0"/>
               <w:smallCaps w:val="0"/>
               <w:strike w:val="0"/>
               <w:sz w:val="22"/>
@@ -1843,6 +1911,7 @@
             <w:r>
               <w:rPr>
                 <w:i w:val="1"/>
+                <w:iCs w:val="1"/>
                 <w:smallCaps w:val="0"/>
                 <w:strike w:val="0"/>
                 <w:sz w:val="20"/>
@@ -1873,7 +1942,9 @@
             <w:ind w:left="0"/>
             <w:rPr>
               <w:b w:val="1"/>
+              <w:bCs w:val="1"/>
               <w:i w:val="0"/>
+              <w:iCs w:val="0"/>
               <w:smallCaps w:val="0"/>
               <w:strike w:val="0"/>
               <w:sz w:val="22"/>
@@ -1887,7 +1958,9 @@
             <w:r>
               <w:rPr>
                 <w:b w:val="1"/>
+                <w:bCs w:val="1"/>
                 <w:i w:val="0"/>
+                <w:iCs w:val="0"/>
                 <w:smallCaps w:val="0"/>
                 <w:strike w:val="0"/>
                 <w:sz w:val="20"/>
@@ -1918,6 +1991,7 @@
             <w:ind w:left="360" w:firstLine="0"/>
             <w:rPr>
               <w:i w:val="0"/>
+              <w:iCs w:val="0"/>
               <w:smallCaps w:val="0"/>
               <w:strike w:val="0"/>
               <w:sz w:val="22"/>
@@ -1931,6 +2005,7 @@
             <w:r>
               <w:rPr>
                 <w:i w:val="1"/>
+                <w:iCs w:val="1"/>
                 <w:smallCaps w:val="0"/>
                 <w:strike w:val="0"/>
                 <w:sz w:val="20"/>
@@ -1961,6 +2036,7 @@
             <w:ind w:left="360" w:firstLine="0"/>
             <w:rPr>
               <w:i w:val="0"/>
+              <w:iCs w:val="0"/>
               <w:smallCaps w:val="0"/>
               <w:strike w:val="0"/>
               <w:sz w:val="22"/>
@@ -1974,6 +2050,7 @@
             <w:r>
               <w:rPr>
                 <w:i w:val="0"/>
+                <w:iCs w:val="0"/>
                 <w:smallCaps w:val="0"/>
                 <w:strike w:val="0"/>
                 <w:sz w:val="22"/>
@@ -2004,6 +2081,7 @@
             <w:ind w:left="360" w:firstLine="0"/>
             <w:rPr>
               <w:i w:val="0"/>
+              <w:iCs w:val="0"/>
               <w:smallCaps w:val="0"/>
               <w:strike w:val="0"/>
               <w:sz w:val="22"/>
@@ -2017,6 +2095,7 @@
             <w:r>
               <w:rPr>
                 <w:i w:val="0"/>
+                <w:iCs w:val="0"/>
                 <w:smallCaps w:val="0"/>
                 <w:strike w:val="0"/>
                 <w:sz w:val="22"/>
@@ -2047,6 +2126,7 @@
             <w:ind w:left="360" w:firstLine="0"/>
             <w:rPr>
               <w:i w:val="0"/>
+              <w:iCs w:val="0"/>
               <w:smallCaps w:val="0"/>
               <w:strike w:val="0"/>
               <w:sz w:val="22"/>
@@ -2060,6 +2140,7 @@
             <w:r>
               <w:rPr>
                 <w:i w:val="1"/>
+                <w:iCs w:val="1"/>
                 <w:smallCaps w:val="0"/>
                 <w:strike w:val="0"/>
                 <w:sz w:val="20"/>
@@ -2090,7 +2171,9 @@
             <w:ind w:left="0"/>
             <w:rPr>
               <w:b w:val="1"/>
+              <w:bCs w:val="1"/>
               <w:i w:val="0"/>
+              <w:iCs w:val="0"/>
               <w:smallCaps w:val="0"/>
               <w:strike w:val="0"/>
               <w:sz w:val="22"/>
@@ -2104,7 +2187,9 @@
             <w:r>
               <w:rPr>
                 <w:b w:val="1"/>
+                <w:bCs w:val="1"/>
                 <w:i w:val="0"/>
+                <w:iCs w:val="0"/>
                 <w:smallCaps w:val="0"/>
                 <w:strike w:val="0"/>
                 <w:sz w:val="20"/>
@@ -2135,6 +2220,7 @@
             <w:ind w:left="360" w:firstLine="0"/>
             <w:rPr>
               <w:i w:val="0"/>
+              <w:iCs w:val="0"/>
               <w:smallCaps w:val="0"/>
               <w:strike w:val="0"/>
               <w:sz w:val="22"/>
@@ -2148,6 +2234,7 @@
             <w:r>
               <w:rPr>
                 <w:i w:val="1"/>
+                <w:iCs w:val="1"/>
                 <w:smallCaps w:val="0"/>
                 <w:strike w:val="0"/>
                 <w:sz w:val="20"/>
@@ -2178,6 +2265,7 @@
             <w:ind w:left="360" w:firstLine="0"/>
             <w:rPr>
               <w:i w:val="0"/>
+              <w:iCs w:val="0"/>
               <w:smallCaps w:val="0"/>
               <w:strike w:val="0"/>
               <w:sz w:val="22"/>
@@ -2191,6 +2279,7 @@
             <w:r>
               <w:rPr>
                 <w:i w:val="1"/>
+                <w:iCs w:val="1"/>
                 <w:smallCaps w:val="0"/>
                 <w:strike w:val="0"/>
                 <w:sz w:val="20"/>
@@ -2221,6 +2310,7 @@
             <w:ind w:left="360" w:firstLine="0"/>
             <w:rPr>
               <w:i w:val="0"/>
+              <w:iCs w:val="0"/>
               <w:smallCaps w:val="0"/>
               <w:strike w:val="0"/>
               <w:sz w:val="22"/>
@@ -2234,6 +2324,7 @@
             <w:r>
               <w:rPr>
                 <w:i w:val="1"/>
+                <w:iCs w:val="1"/>
                 <w:smallCaps w:val="0"/>
                 <w:strike w:val="0"/>
                 <w:sz w:val="20"/>
@@ -2265,7 +2356,9 @@
             <w:rPr>
               <w:rFonts w:ascii="Arial" w:cs="Arial" w:eastAsia="Arial" w:hAnsi="Arial"/>
               <w:b w:val="0"/>
+              <w:bCs w:val="0"/>
               <w:i w:val="0"/>
+              <w:iCs w:val="0"/>
               <w:smallCaps w:val="0"/>
               <w:strike w:val="0"/>
               <w:color w:val="000000"/>
@@ -2280,6 +2373,7 @@
             <w:r>
               <w:rPr>
                 <w:i w:val="1"/>
+                <w:iCs w:val="1"/>
                 <w:smallCaps w:val="0"/>
                 <w:strike w:val="0"/>
                 <w:sz w:val="20"/>
@@ -2302,7 +2396,9 @@
             <w:rPr>
               <w:rFonts w:ascii="Calibri" w:cs="Calibri" w:eastAsia="Calibri" w:hAnsi="Calibri"/>
               <w:b w:val="0"/>
+              <w:bCs w:val="0"/>
               <w:i w:val="1"/>
+              <w:iCs w:val="1"/>
               <w:smallCaps w:val="0"/>
               <w:strike w:val="0"/>
               <w:color w:val="548dd4"/>
@@ -2421,7 +2517,9 @@
         <w:rPr>
           <w:rFonts w:ascii="Cambria" w:cs="Cambria" w:eastAsia="Cambria" w:hAnsi="Cambria"/>
           <w:b w:val="1"/>
+          <w:bCs w:val="1"/>
           <w:i w:val="0"/>
+          <w:iCs w:val="0"/>
           <w:smallCaps w:val="0"/>
           <w:strike w:val="0"/>
           <w:color w:val="4f81bd"/>
@@ -3168,7 +3266,9 @@
         <w:rPr>
           <w:rFonts w:ascii="Calibri" w:cs="Calibri" w:eastAsia="Calibri" w:hAnsi="Calibri"/>
           <w:b w:val="0"/>
+          <w:bCs w:val="0"/>
           <w:i w:val="0"/>
+          <w:iCs w:val="0"/>
           <w:smallCaps w:val="0"/>
           <w:strike w:val="0"/>
           <w:color w:val="000000"/>
@@ -3227,7 +3327,9 @@
         <w:rPr>
           <w:rFonts w:ascii="Calibri" w:cs="Calibri" w:eastAsia="Calibri" w:hAnsi="Calibri"/>
           <w:b w:val="0"/>
+          <w:bCs w:val="0"/>
           <w:i w:val="0"/>
+          <w:iCs w:val="0"/>
           <w:smallCaps w:val="0"/>
           <w:strike w:val="0"/>
           <w:color w:val="000000"/>
@@ -3313,7 +3415,9 @@
         <w:rPr>
           <w:rFonts w:ascii="Calibri" w:cs="Calibri" w:eastAsia="Calibri" w:hAnsi="Calibri"/>
           <w:b w:val="0"/>
+          <w:bCs w:val="0"/>
           <w:i w:val="0"/>
+          <w:iCs w:val="0"/>
           <w:smallCaps w:val="0"/>
           <w:strike w:val="0"/>
           <w:color w:val="000000"/>
@@ -3328,7 +3432,9 @@
         <w:rPr>
           <w:rFonts w:ascii="Calibri" w:cs="Calibri" w:eastAsia="Calibri" w:hAnsi="Calibri"/>
           <w:b w:val="0"/>
+          <w:bCs w:val="0"/>
           <w:i w:val="0"/>
+          <w:iCs w:val="0"/>
           <w:smallCaps w:val="0"/>
           <w:strike w:val="0"/>
           <w:color w:val="000000"/>
@@ -3655,6 +3761,7 @@
       <w:r>
         <w:rPr>
           <w:i w:val="1"/>
+          <w:iCs w:val="1"/>
           <w:rtl w:val="0"/>
         </w:rPr>
         <w:t xml:space="preserve">Dada/s &lt;una o más causas&gt;, podría ocurrir &lt;el riesgo&gt;, lo que conduciría a &lt;uno o más efectos&gt;.</w:t>
@@ -3770,7 +3877,9 @@
         <w:rPr>
           <w:rFonts w:ascii="Calibri" w:cs="Calibri" w:eastAsia="Calibri" w:hAnsi="Calibri"/>
           <w:b w:val="0"/>
+          <w:bCs w:val="0"/>
           <w:i w:val="0"/>
+          <w:iCs w:val="0"/>
           <w:smallCaps w:val="0"/>
           <w:strike w:val="0"/>
           <w:color w:val="000000"/>
@@ -3859,7 +3968,9 @@
         <w:rPr>
           <w:rFonts w:ascii="Calibri" w:cs="Calibri" w:eastAsia="Calibri" w:hAnsi="Calibri"/>
           <w:b w:val="0"/>
+          <w:bCs w:val="0"/>
           <w:i w:val="0"/>
+          <w:iCs w:val="0"/>
           <w:smallCaps w:val="0"/>
           <w:strike w:val="0"/>
           <w:color w:val="000000"/>
@@ -3874,7 +3985,9 @@
         <w:rPr>
           <w:rFonts w:ascii="Calibri" w:cs="Calibri" w:eastAsia="Calibri" w:hAnsi="Calibri"/>
           <w:b w:val="0"/>
+          <w:bCs w:val="0"/>
           <w:i w:val="0"/>
+          <w:iCs w:val="0"/>
           <w:smallCaps w:val="0"/>
           <w:strike w:val="0"/>
           <w:color w:val="000000"/>
@@ -4011,7 +4124,9 @@
         <w:rPr>
           <w:rFonts w:ascii="Calibri" w:cs="Calibri" w:eastAsia="Calibri" w:hAnsi="Calibri"/>
           <w:b w:val="0"/>
+          <w:bCs w:val="0"/>
           <w:i w:val="0"/>
+          <w:iCs w:val="0"/>
           <w:smallCaps w:val="0"/>
           <w:strike w:val="0"/>
           <w:color w:val="000000"/>
@@ -4054,7 +4169,9 @@
         <w:rPr>
           <w:rFonts w:ascii="Calibri" w:cs="Calibri" w:eastAsia="Calibri" w:hAnsi="Calibri"/>
           <w:b w:val="0"/>
+          <w:bCs w:val="0"/>
           <w:i w:val="0"/>
+          <w:iCs w:val="0"/>
           <w:smallCaps w:val="0"/>
           <w:strike w:val="0"/>
           <w:color w:val="000000"/>
@@ -4069,7 +4186,9 @@
         <w:rPr>
           <w:rFonts w:ascii="Calibri" w:cs="Calibri" w:eastAsia="Calibri" w:hAnsi="Calibri"/>
           <w:b w:val="0"/>
+          <w:bCs w:val="0"/>
           <w:i w:val="0"/>
+          <w:iCs w:val="0"/>
           <w:smallCaps w:val="0"/>
           <w:strike w:val="0"/>
           <w:color w:val="000000"/>
@@ -4106,7 +4225,9 @@
         <w:rPr>
           <w:rFonts w:ascii="Calibri" w:cs="Calibri" w:eastAsia="Calibri" w:hAnsi="Calibri"/>
           <w:b w:val="0"/>
+          <w:bCs w:val="0"/>
           <w:i w:val="0"/>
+          <w:iCs w:val="0"/>
           <w:smallCaps w:val="0"/>
           <w:strike w:val="0"/>
           <w:color w:val="000000"/>
@@ -4129,7 +4250,9 @@
         <w:rPr>
           <w:rFonts w:ascii="Calibri" w:cs="Calibri" w:eastAsia="Calibri" w:hAnsi="Calibri"/>
           <w:b w:val="0"/>
+          <w:bCs w:val="0"/>
           <w:i w:val="0"/>
+          <w:iCs w:val="0"/>
           <w:smallCaps w:val="0"/>
           <w:strike w:val="0"/>
           <w:color w:val="000000"/>
@@ -4152,7 +4275,9 @@
         <w:rPr>
           <w:rFonts w:ascii="Calibri" w:cs="Calibri" w:eastAsia="Calibri" w:hAnsi="Calibri"/>
           <w:b w:val="0"/>
+          <w:bCs w:val="0"/>
           <w:i w:val="0"/>
+          <w:iCs w:val="0"/>
           <w:smallCaps w:val="0"/>
           <w:strike w:val="0"/>
           <w:color w:val="000000"/>
@@ -4259,7 +4384,9 @@
         <w:rPr>
           <w:rFonts w:ascii="Calibri" w:cs="Calibri" w:eastAsia="Calibri" w:hAnsi="Calibri"/>
           <w:b w:val="0"/>
+          <w:bCs w:val="0"/>
           <w:i w:val="0"/>
+          <w:iCs w:val="0"/>
           <w:smallCaps w:val="0"/>
           <w:strike w:val="0"/>
           <w:color w:val="000000"/>
@@ -4274,7 +4401,9 @@
         <w:rPr>
           <w:rFonts w:ascii="Calibri" w:cs="Calibri" w:eastAsia="Calibri" w:hAnsi="Calibri"/>
           <w:b w:val="0"/>
+          <w:bCs w:val="0"/>
           <w:i w:val="0"/>
+          <w:iCs w:val="0"/>
           <w:smallCaps w:val="0"/>
           <w:strike w:val="0"/>
           <w:color w:val="000000"/>
@@ -4331,7 +4460,9 @@
         <w:rPr>
           <w:rFonts w:ascii="Calibri" w:cs="Calibri" w:eastAsia="Calibri" w:hAnsi="Calibri"/>
           <w:b w:val="0"/>
+          <w:bCs w:val="0"/>
           <w:i w:val="0"/>
+          <w:iCs w:val="0"/>
           <w:smallCaps w:val="0"/>
           <w:strike w:val="0"/>
           <w:color w:val="000000"/>
@@ -4346,7 +4477,9 @@
         <w:rPr>
           <w:rFonts w:ascii="Calibri" w:cs="Calibri" w:eastAsia="Calibri" w:hAnsi="Calibri"/>
           <w:b w:val="0"/>
+          <w:bCs w:val="0"/>
           <w:i w:val="0"/>
+          <w:iCs w:val="0"/>
           <w:smallCaps w:val="0"/>
           <w:strike w:val="0"/>
           <w:color w:val="000000"/>
@@ -4421,7 +4554,9 @@
         <w:rPr>
           <w:rFonts w:ascii="Calibri" w:cs="Calibri" w:eastAsia="Calibri" w:hAnsi="Calibri"/>
           <w:b w:val="0"/>
+          <w:bCs w:val="0"/>
           <w:i w:val="0"/>
+          <w:iCs w:val="0"/>
           <w:smallCaps w:val="0"/>
           <w:strike w:val="0"/>
           <w:color w:val="000000"/>
@@ -5354,12 +5489,12 @@
           <wp:extent cx="669290" cy="669290"/>
           <wp:effectExtent b="0" l="0" r="0" t="0"/>
           <wp:wrapSquare wrapText="bothSides" distB="0" distT="0" distL="114300" distR="114300"/>
-          <wp:docPr descr="psi-negro.png" id="13" name="image4.png"/>
+          <wp:docPr descr="psi-negro.png" id="13" name="image2.png"/>
           <a:graphic>
             <a:graphicData uri="http://schemas.openxmlformats.org/drawingml/2006/picture">
               <pic:pic>
                 <pic:nvPicPr>
-                  <pic:cNvPr descr="psi-negro.png" id="0" name="image4.png"/>
+                  <pic:cNvPr descr="psi-negro.png" id="0" name="image2.png"/>
                   <pic:cNvPicPr preferRelativeResize="0"/>
                 </pic:nvPicPr>
                 <pic:blipFill>
@@ -5399,12 +5534,12 @@
           <wp:extent cx="425450" cy="666750"/>
           <wp:effectExtent b="0" l="0" r="0" t="0"/>
           <wp:wrapSquare wrapText="bothSides" distB="0" distT="0" distL="114300" distR="114300"/>
-          <wp:docPr descr="UNPA.JPG" id="16" name="image1.jpg"/>
+          <wp:docPr descr="UNPA.JPG" id="16" name="image3.jpg"/>
           <a:graphic>
             <a:graphicData uri="http://schemas.openxmlformats.org/drawingml/2006/picture">
               <pic:pic>
                 <pic:nvPicPr>
-                  <pic:cNvPr descr="UNPA.JPG" id="0" name="image1.jpg"/>
+                  <pic:cNvPr descr="UNPA.JPG" id="0" name="image3.jpg"/>
                   <pic:cNvPicPr preferRelativeResize="0"/>
                 </pic:nvPicPr>
                 <pic:blipFill>
@@ -6122,6 +6257,7 @@
     <w:rPr>
       <w:rFonts w:ascii="Cambria" w:cs="Cambria" w:eastAsia="Cambria" w:hAnsi="Cambria"/>
       <w:b w:val="1"/>
+      <w:bCs w:val="1"/>
       <w:color w:val="366091"/>
       <w:sz w:val="28"/>
       <w:szCs w:val="28"/>
@@ -6143,6 +6279,7 @@
     <w:rPr>
       <w:rFonts w:ascii="Cambria" w:cs="Cambria" w:eastAsia="Cambria" w:hAnsi="Cambria"/>
       <w:b w:val="1"/>
+      <w:bCs w:val="1"/>
       <w:color w:val="4f81bd"/>
       <w:sz w:val="26"/>
       <w:szCs w:val="26"/>
@@ -6159,6 +6296,7 @@
     <w:rPr>
       <w:rFonts w:ascii="Cambria" w:cs="Cambria" w:eastAsia="Cambria" w:hAnsi="Cambria"/>
       <w:b w:val="1"/>
+      <w:bCs w:val="1"/>
       <w:color w:val="4f81bd"/>
     </w:rPr>
   </w:style>
@@ -6173,7 +6311,9 @@
     <w:rPr>
       <w:rFonts w:ascii="Cambria" w:cs="Cambria" w:eastAsia="Cambria" w:hAnsi="Cambria"/>
       <w:b w:val="1"/>
+      <w:bCs w:val="1"/>
       <w:i w:val="1"/>
+      <w:iCs w:val="1"/>
       <w:color w:val="4f81bd"/>
     </w:rPr>
   </w:style>
@@ -6189,6 +6329,7 @@
     </w:pPr>
     <w:rPr>
       <w:b w:val="1"/>
+      <w:bCs w:val="1"/>
       <w:sz w:val="22"/>
       <w:szCs w:val="22"/>
     </w:rPr>
@@ -6205,6 +6346,7 @@
     </w:pPr>
     <w:rPr>
       <w:b w:val="1"/>
+      <w:bCs w:val="1"/>
       <w:sz w:val="20"/>
       <w:szCs w:val="20"/>
     </w:rPr>
@@ -6239,6 +6381,7 @@
     <w:rPr>
       <w:rFonts w:ascii="Georgia" w:cs="Georgia" w:eastAsia="Georgia" w:hAnsi="Georgia"/>
       <w:i w:val="1"/>
+      <w:iCs w:val="1"/>
       <w:color w:val="666666"/>
       <w:sz w:val="48"/>
       <w:szCs w:val="48"/>

--- a/Etapa Elaboración - Iteración 1/Plan de Gestion de Riesgos - Kairos - NexTech.docx
+++ b/Etapa Elaboración - Iteración 1/Plan de Gestion de Riesgos - Kairos - NexTech.docx
@@ -1032,12 +1032,12 @@
             <wp:extent cx="1200150" cy="1200150"/>
             <wp:effectExtent b="0" l="0" r="0" t="0"/>
             <wp:wrapSquare wrapText="bothSides" distB="0" distT="0" distL="114300" distR="114300"/>
-            <wp:docPr descr="psi-negro.png" id="15" name="image4.png"/>
+            <wp:docPr descr="psi-negro.png" id="15" name="image3.png"/>
             <a:graphic>
               <a:graphicData uri="http://schemas.openxmlformats.org/drawingml/2006/picture">
                 <pic:pic>
                   <pic:nvPicPr>
-                    <pic:cNvPr descr="psi-negro.png" id="0" name="image4.png"/>
+                    <pic:cNvPr descr="psi-negro.png" id="0" name="image3.png"/>
                     <pic:cNvPicPr preferRelativeResize="0"/>
                   </pic:nvPicPr>
                   <pic:blipFill>
@@ -1089,12 +1089,12 @@
             <wp:extent cx="1304925" cy="2019300"/>
             <wp:effectExtent b="0" l="0" r="0" t="0"/>
             <wp:wrapSquare wrapText="bothSides" distB="0" distT="0" distL="114300" distR="114300"/>
-            <wp:docPr descr="UNPA.JPG" id="17" name="image1.jpg"/>
+            <wp:docPr descr="UNPA.JPG" id="17" name="image4.jpg"/>
             <a:graphic>
               <a:graphicData uri="http://schemas.openxmlformats.org/drawingml/2006/picture">
                 <pic:pic>
                   <pic:nvPicPr>
-                    <pic:cNvPr descr="UNPA.JPG" id="0" name="image1.jpg"/>
+                    <pic:cNvPr descr="UNPA.JPG" id="0" name="image4.jpg"/>
                     <pic:cNvPicPr preferRelativeResize="0"/>
                   </pic:nvPicPr>
                   <pic:blipFill>
@@ -1445,12 +1445,12 @@
             <wp:extent cx="1200150" cy="1200150"/>
             <wp:effectExtent b="0" l="0" r="0" t="0"/>
             <wp:wrapSquare wrapText="bothSides" distB="0" distT="0" distL="114300" distR="114300"/>
-            <wp:docPr descr="psi-negro.png" id="14" name="image4.png"/>
+            <wp:docPr descr="psi-negro.png" id="14" name="image3.png"/>
             <a:graphic>
               <a:graphicData uri="http://schemas.openxmlformats.org/drawingml/2006/picture">
                 <pic:pic>
                   <pic:nvPicPr>
-                    <pic:cNvPr descr="psi-negro.png" id="0" name="image4.png"/>
+                    <pic:cNvPr descr="psi-negro.png" id="0" name="image3.png"/>
                     <pic:cNvPicPr preferRelativeResize="0"/>
                   </pic:nvPicPr>
                   <pic:blipFill>
@@ -1552,7 +1552,7 @@
     </w:p>
     <w:sdt>
       <w:sdtPr>
-        <w:id w:val="1110409811"/>
+        <w:id w:val="1419279432"/>
         <w:docPartObj>
           <w:docPartGallery w:val="Table of Contents"/>
           <w:docPartUnique w:val="1"/>
@@ -5534,12 +5534,12 @@
           <wp:extent cx="425450" cy="666750"/>
           <wp:effectExtent b="0" l="0" r="0" t="0"/>
           <wp:wrapSquare wrapText="bothSides" distB="0" distT="0" distL="114300" distR="114300"/>
-          <wp:docPr descr="UNPA.JPG" id="16" name="image3.jpg"/>
+          <wp:docPr descr="UNPA.JPG" id="16" name="image1.jpg"/>
           <a:graphic>
             <a:graphicData uri="http://schemas.openxmlformats.org/drawingml/2006/picture">
               <pic:pic>
                 <pic:nvPicPr>
-                  <pic:cNvPr descr="UNPA.JPG" id="0" name="image3.jpg"/>
+                  <pic:cNvPr descr="UNPA.JPG" id="0" name="image1.jpg"/>
                   <pic:cNvPicPr preferRelativeResize="0"/>
                 </pic:nvPicPr>
                 <pic:blipFill>

--- a/Etapa Elaboración - Iteración 1/Plan de Gestion de Riesgos - Kairos - NexTech.docx
+++ b/Etapa Elaboración - Iteración 1/Plan de Gestion de Riesgos - Kairos - NexTech.docx
@@ -1089,12 +1089,12 @@
             <wp:extent cx="1304925" cy="2019300"/>
             <wp:effectExtent b="0" l="0" r="0" t="0"/>
             <wp:wrapSquare wrapText="bothSides" distB="0" distT="0" distL="114300" distR="114300"/>
-            <wp:docPr descr="UNPA.JPG" id="17" name="image4.jpg"/>
+            <wp:docPr descr="UNPA.JPG" id="17" name="image2.jpg"/>
             <a:graphic>
               <a:graphicData uri="http://schemas.openxmlformats.org/drawingml/2006/picture">
                 <pic:pic>
                   <pic:nvPicPr>
-                    <pic:cNvPr descr="UNPA.JPG" id="0" name="image4.jpg"/>
+                    <pic:cNvPr descr="UNPA.JPG" id="0" name="image2.jpg"/>
                     <pic:cNvPicPr preferRelativeResize="0"/>
                   </pic:nvPicPr>
                   <pic:blipFill>
@@ -1552,7 +1552,7 @@
     </w:p>
     <w:sdt>
       <w:sdtPr>
-        <w:id w:val="1419279432"/>
+        <w:id w:val="1670627182"/>
         <w:docPartObj>
           <w:docPartGallery w:val="Table of Contents"/>
           <w:docPartUnique w:val="1"/>
@@ -5489,12 +5489,12 @@
           <wp:extent cx="669290" cy="669290"/>
           <wp:effectExtent b="0" l="0" r="0" t="0"/>
           <wp:wrapSquare wrapText="bothSides" distB="0" distT="0" distL="114300" distR="114300"/>
-          <wp:docPr descr="psi-negro.png" id="13" name="image2.png"/>
+          <wp:docPr descr="psi-negro.png" id="13" name="image4.png"/>
           <a:graphic>
             <a:graphicData uri="http://schemas.openxmlformats.org/drawingml/2006/picture">
               <pic:pic>
                 <pic:nvPicPr>
-                  <pic:cNvPr descr="psi-negro.png" id="0" name="image2.png"/>
+                  <pic:cNvPr descr="psi-negro.png" id="0" name="image4.png"/>
                   <pic:cNvPicPr preferRelativeResize="0"/>
                 </pic:nvPicPr>
                 <pic:blipFill>

--- a/Etapa Elaboración - Iteración 1/Plan de Gestion de Riesgos - Kairos - NexTech.docx
+++ b/Etapa Elaboración - Iteración 1/Plan de Gestion de Riesgos - Kairos - NexTech.docx
@@ -1032,12 +1032,12 @@
             <wp:extent cx="1200150" cy="1200150"/>
             <wp:effectExtent b="0" l="0" r="0" t="0"/>
             <wp:wrapSquare wrapText="bothSides" distB="0" distT="0" distL="114300" distR="114300"/>
-            <wp:docPr descr="psi-negro.png" id="15" name="image3.png"/>
+            <wp:docPr descr="psi-negro.png" id="15" name="image1.png"/>
             <a:graphic>
               <a:graphicData uri="http://schemas.openxmlformats.org/drawingml/2006/picture">
                 <pic:pic>
                   <pic:nvPicPr>
-                    <pic:cNvPr descr="psi-negro.png" id="0" name="image3.png"/>
+                    <pic:cNvPr descr="psi-negro.png" id="0" name="image1.png"/>
                     <pic:cNvPicPr preferRelativeResize="0"/>
                   </pic:nvPicPr>
                   <pic:blipFill>
@@ -1445,12 +1445,12 @@
             <wp:extent cx="1200150" cy="1200150"/>
             <wp:effectExtent b="0" l="0" r="0" t="0"/>
             <wp:wrapSquare wrapText="bothSides" distB="0" distT="0" distL="114300" distR="114300"/>
-            <wp:docPr descr="psi-negro.png" id="14" name="image3.png"/>
+            <wp:docPr descr="psi-negro.png" id="14" name="image1.png"/>
             <a:graphic>
               <a:graphicData uri="http://schemas.openxmlformats.org/drawingml/2006/picture">
                 <pic:pic>
                   <pic:nvPicPr>
-                    <pic:cNvPr descr="psi-negro.png" id="0" name="image3.png"/>
+                    <pic:cNvPr descr="psi-negro.png" id="0" name="image1.png"/>
                     <pic:cNvPicPr preferRelativeResize="0"/>
                   </pic:nvPicPr>
                   <pic:blipFill>
@@ -1552,7 +1552,7 @@
     </w:p>
     <w:sdt>
       <w:sdtPr>
-        <w:id w:val="1670627182"/>
+        <w:id w:val="1063005647"/>
         <w:docPartObj>
           <w:docPartGallery w:val="Table of Contents"/>
           <w:docPartUnique w:val="1"/>
@@ -5534,12 +5534,12 @@
           <wp:extent cx="425450" cy="666750"/>
           <wp:effectExtent b="0" l="0" r="0" t="0"/>
           <wp:wrapSquare wrapText="bothSides" distB="0" distT="0" distL="114300" distR="114300"/>
-          <wp:docPr descr="UNPA.JPG" id="16" name="image1.jpg"/>
+          <wp:docPr descr="UNPA.JPG" id="16" name="image3.jpg"/>
           <a:graphic>
             <a:graphicData uri="http://schemas.openxmlformats.org/drawingml/2006/picture">
               <pic:pic>
                 <pic:nvPicPr>
-                  <pic:cNvPr descr="UNPA.JPG" id="0" name="image1.jpg"/>
+                  <pic:cNvPr descr="UNPA.JPG" id="0" name="image3.jpg"/>
                   <pic:cNvPicPr preferRelativeResize="0"/>
                 </pic:nvPicPr>
                 <pic:blipFill>

--- a/Etapa Elaboración - Iteración 1/Plan de Gestion de Riesgos - Kairos - NexTech.docx
+++ b/Etapa Elaboración - Iteración 1/Plan de Gestion de Riesgos - Kairos - NexTech.docx
@@ -1089,12 +1089,12 @@
             <wp:extent cx="1304925" cy="2019300"/>
             <wp:effectExtent b="0" l="0" r="0" t="0"/>
             <wp:wrapSquare wrapText="bothSides" distB="0" distT="0" distL="114300" distR="114300"/>
-            <wp:docPr descr="UNPA.JPG" id="17" name="image2.jpg"/>
+            <wp:docPr descr="UNPA.JPG" id="17" name="image3.jpg"/>
             <a:graphic>
               <a:graphicData uri="http://schemas.openxmlformats.org/drawingml/2006/picture">
                 <pic:pic>
                   <pic:nvPicPr>
-                    <pic:cNvPr descr="UNPA.JPG" id="0" name="image2.jpg"/>
+                    <pic:cNvPr descr="UNPA.JPG" id="0" name="image3.jpg"/>
                     <pic:cNvPicPr preferRelativeResize="0"/>
                   </pic:nvPicPr>
                   <pic:blipFill>
@@ -1552,7 +1552,7 @@
     </w:p>
     <w:sdt>
       <w:sdtPr>
-        <w:id w:val="1063005647"/>
+        <w:id w:val="1155673124"/>
         <w:docPartObj>
           <w:docPartGallery w:val="Table of Contents"/>
           <w:docPartUnique w:val="1"/>
@@ -5489,12 +5489,12 @@
           <wp:extent cx="669290" cy="669290"/>
           <wp:effectExtent b="0" l="0" r="0" t="0"/>
           <wp:wrapSquare wrapText="bothSides" distB="0" distT="0" distL="114300" distR="114300"/>
-          <wp:docPr descr="psi-negro.png" id="13" name="image4.png"/>
+          <wp:docPr descr="psi-negro.png" id="13" name="image2.png"/>
           <a:graphic>
             <a:graphicData uri="http://schemas.openxmlformats.org/drawingml/2006/picture">
               <pic:pic>
                 <pic:nvPicPr>
-                  <pic:cNvPr descr="psi-negro.png" id="0" name="image4.png"/>
+                  <pic:cNvPr descr="psi-negro.png" id="0" name="image2.png"/>
                   <pic:cNvPicPr preferRelativeResize="0"/>
                 </pic:nvPicPr>
                 <pic:blipFill>
@@ -5534,12 +5534,12 @@
           <wp:extent cx="425450" cy="666750"/>
           <wp:effectExtent b="0" l="0" r="0" t="0"/>
           <wp:wrapSquare wrapText="bothSides" distB="0" distT="0" distL="114300" distR="114300"/>
-          <wp:docPr descr="UNPA.JPG" id="16" name="image3.jpg"/>
+          <wp:docPr descr="UNPA.JPG" id="16" name="image4.jpg"/>
           <a:graphic>
             <a:graphicData uri="http://schemas.openxmlformats.org/drawingml/2006/picture">
               <pic:pic>
                 <pic:nvPicPr>
-                  <pic:cNvPr descr="UNPA.JPG" id="0" name="image3.jpg"/>
+                  <pic:cNvPr descr="UNPA.JPG" id="0" name="image4.jpg"/>
                   <pic:cNvPicPr preferRelativeResize="0"/>
                 </pic:nvPicPr>
                 <pic:blipFill>
